--- a/파일럿/보고자료/한글문서/03_시범운영_결과보고서.docx
+++ b/파일럿/보고자료/한글문서/03_시범운영_결과보고서.docx
@@ -1867,7 +1867,7 @@
           <w:b/>
           <w:sz w:val="20"/>
         </w:rPr>
-        <w:t>자동 점검 7종</w:t>
+        <w:t>자동 점검 8종 (검사 항목 154개)</w:t>
       </w:r>
       <w:r>
         <w:rPr>
@@ -1883,7 +1883,7 @@
           <w:b/>
           <w:sz w:val="20"/>
         </w:rPr>
-        <w:t>7종 모두 통과</w:t>
+        <w:t>8종 모두 통과</w:t>
       </w:r>
       <w:r>
         <w:rPr>
@@ -1917,7 +1917,7 @@
           <w:b w:val="0"/>
           <w:sz w:val="20"/>
         </w:rPr>
-        <w:t>선생님·학생 두 기기 전체 흐름 (계정 발급 → 숙제 → 제출 → 승인)</w:t>
+        <w:t>선생님·학생 두 기기 전체 흐름 (계정 발급 → 숙제 → 제출 → 사진 → 승인 → 새로고침)</w:t>
       </w:r>
     </w:p>
     <w:p>
@@ -1940,10 +1940,18 @@
       <w:r>
         <w:rPr>
           <w:rFonts w:ascii="맑은 고딕" w:hAnsi="맑은 고딕" w:eastAsia="맑은 고딕" w:cs="맑은 고딕"/>
+          <w:b/>
+          <w:sz w:val="20"/>
+        </w:rPr>
+        <w:t>권한 점검 15가지</w:t>
+      </w:r>
+      <w:r>
+        <w:rPr>
+          <w:rFonts w:ascii="맑은 고딕" w:hAnsi="맑은 고딕" w:eastAsia="맑은 고딕" w:cs="맑은 고딕"/>
           <w:b w:val="0"/>
           <w:sz w:val="20"/>
         </w:rPr>
-        <w:t>학생이 남의 제출물을 직접 요청하면 서버가 거절하는지</w:t>
+        <w:t xml:space="preserve"> — 학생이 남의 제출물·사진을 직접 요청하거나 자기 숙제를 스스로 승인하려 하면 서버가 거절하는지</w:t>
       </w:r>
     </w:p>
     <w:p>
@@ -1995,7 +2003,7 @@
           <w:b w:val="0"/>
           <w:sz w:val="20"/>
         </w:rPr>
-        <w:t>숙제 수정·삭제·마감, 공지, 달력 표시</w:t>
+        <w:t>숙제 수정·삭제·마감, 공지, 달력 표시, 일정 저장</w:t>
       </w:r>
     </w:p>
     <w:p>

--- a/파일럿/보고자료/한글문서/03_시범운영_결과보고서.docx
+++ b/파일럿/보고자료/한글문서/03_시범운영_결과보고서.docx
@@ -44,7 +44,7 @@
           <w:color w:val="8A8FA3"/>
           <w:sz w:val="18"/>
         </w:rPr>
-        <w:t>운영 결과와 발견한 문제 · 작성일 2026년 9월 25일</w:t>
+        <w:t>운영 결과와 발견한 문제 · 작성일 2026년 9월 27일</w:t>
       </w:r>
     </w:p>
     <w:p>
@@ -1867,7 +1867,7 @@
           <w:b/>
           <w:sz w:val="20"/>
         </w:rPr>
-        <w:t>자동 점검 8종 (검사 항목 154개)</w:t>
+        <w:t>자동 점검 11종 (검사 항목 213개)</w:t>
       </w:r>
       <w:r>
         <w:rPr>
@@ -1883,7 +1883,7 @@
           <w:b/>
           <w:sz w:val="20"/>
         </w:rPr>
-        <w:t>8종 모두 통과</w:t>
+        <w:t>11종 모두 통과</w:t>
       </w:r>
       <w:r>
         <w:rPr>
@@ -2477,7 +2477,7 @@
                 <w:b w:val="0"/>
                 <w:sz w:val="19"/>
               </w:rPr>
-              <w:t>저장 공간을 아끼려 줄여서 보관합니다(한 장 약 1MB 이하).</w:t>
+              <w:t>저장 공간을 아끼려 긴 변 1280픽셀로 줄여 보관합니다(한 장 약 150KB).</w:t>
             </w:r>
           </w:p>
         </w:tc>
@@ -2540,7 +2540,7 @@
           <w:color w:val="8A8FA3"/>
           <w:sz w:val="17"/>
         </w:rPr>
-        <w:t>「오늘의 숙제」 시범 운영 자료 · 2026년 9월 25일</w:t>
+        <w:t>「오늘의 숙제」 시범 운영 자료 · 2026년 9월 27일</w:t>
       </w:r>
     </w:p>
     <w:sectPr>

--- a/파일럿/보고자료/한글문서/03_시범운영_결과보고서.docx
+++ b/파일럿/보고자료/한글문서/03_시범운영_결과보고서.docx
@@ -44,7 +44,7 @@
           <w:color w:val="8A8FA3"/>
           <w:sz w:val="18"/>
         </w:rPr>
-        <w:t>운영 결과와 발견한 문제 · 작성일 2026년 9월 27일</w:t>
+        <w:t>운영 결과와 발견한 문제 · 작성일 2026년 9월 28일</w:t>
       </w:r>
     </w:p>
     <w:p>
@@ -1867,7 +1867,7 @@
           <w:b/>
           <w:sz w:val="20"/>
         </w:rPr>
-        <w:t>자동 점검 11종 (검사 항목 213개)</w:t>
+        <w:t>자동 점검 11종 (검사 항목 223개)</w:t>
       </w:r>
       <w:r>
         <w:rPr>
@@ -2540,7 +2540,7 @@
           <w:color w:val="8A8FA3"/>
           <w:sz w:val="17"/>
         </w:rPr>
-        <w:t>「오늘의 숙제」 시범 운영 자료 · 2026년 9월 27일</w:t>
+        <w:t>「오늘의 숙제」 시범 운영 자료 · 2026년 9월 28일</w:t>
       </w:r>
     </w:p>
     <w:sectPr>

--- a/파일럿/보고자료/한글문서/03_시범운영_결과보고서.docx
+++ b/파일럿/보고자료/한글문서/03_시범운영_결과보고서.docx
@@ -44,7 +44,7 @@
           <w:color w:val="8A8FA3"/>
           <w:sz w:val="18"/>
         </w:rPr>
-        <w:t>운영 결과와 발견한 문제 · 작성일 2026년 9월 28일</w:t>
+        <w:t>운영 결과와 발견한 문제 · 작성일 2026년 9월 29일</w:t>
       </w:r>
     </w:p>
     <w:p>
@@ -2477,7 +2477,7 @@
                 <w:b w:val="0"/>
                 <w:sz w:val="19"/>
               </w:rPr>
-              <w:t>저장 공간을 아끼려 긴 변 1280픽셀로 줄여 보관합니다(한 장 약 150KB).</w:t>
+              <w:t>저장 공간을 아끼려 긴 변 1280픽셀로 줄여 보관합니다(한 장 약 200KB).</w:t>
             </w:r>
           </w:p>
         </w:tc>
@@ -2540,7 +2540,7 @@
           <w:color w:val="8A8FA3"/>
           <w:sz w:val="17"/>
         </w:rPr>
-        <w:t>「오늘의 숙제」 시범 운영 자료 · 2026년 9월 28일</w:t>
+        <w:t>「오늘의 숙제」 시범 운영 자료 · 2026년 9월 29일</w:t>
       </w:r>
     </w:p>
     <w:sectPr>

--- a/파일럿/보고자료/한글문서/03_시범운영_결과보고서.docx
+++ b/파일럿/보고자료/한글문서/03_시범운영_결과보고서.docx
@@ -2540,7 +2540,7 @@
           <w:color w:val="8A8FA3"/>
           <w:sz w:val="17"/>
         </w:rPr>
-        <w:t>「오늘의 숙제」 시범 운영 자료 · 2026년 9월 29일</w:t>
+        <w:t>「오늘의 숙제」 자료 · 2026년 9월 29일</w:t>
       </w:r>
     </w:p>
     <w:sectPr>
